--- a/public/downloads/client-packet/docx/06_CommunityBridge_Implementation_Guide.docx
+++ b/public/downloads/client-packet/docx/06_CommunityBridge_Implementation_Guide.docx
@@ -11,7 +11,7 @@
         <w:rPr>
           <w:color w:val="0F172A"/>
         </w:rPr>
-        <w:t>BuddyBoard Implementation Guide</w:t>
+        <w:t>CommunityBridge Implementation Guide</w:t>
       </w:r>
     </w:p>
     <w:p>
@@ -87,7 +87,7 @@
         <w:spacing w:after="60"/>
       </w:pPr>
       <w:r>
-        <w:t>Define role setup, launch communications, and onboarding materials before go-live</w:t>
+        <w:t>Define role setup, launch communications, onboarding materials, and support ownership before go-live</w:t>
       </w:r>
     </w:p>
     <w:p>
@@ -286,7 +286,7 @@
                 <w:color w:val="0F172A"/>
                 <w:sz w:val="19"/>
               </w:rPr>
-              <w:t>Environment, access, support, and security review</w:t>
+              <w:t>Environment, access, support, security, and auth flow review</w:t>
             </w:r>
           </w:p>
         </w:tc>
@@ -351,7 +351,7 @@
                 <w:color w:val="0F172A"/>
                 <w:sz w:val="19"/>
               </w:rPr>
-              <w:t>Roles, content, organization defaults, support path</w:t>
+              <w:t>Role mapping, organization defaults, scheduling rules, billing workflow expectations, support path</w:t>
             </w:r>
           </w:p>
         </w:tc>
@@ -372,7 +372,7 @@
                 <w:color w:val="0F172A"/>
                 <w:sz w:val="19"/>
               </w:rPr>
-              <w:t>Initial admin setup, communications plan</w:t>
+              <w:t>Initial admin setup, communications plan, role matrix</w:t>
             </w:r>
           </w:p>
         </w:tc>
@@ -523,7 +523,7 @@
         <w:spacing w:after="60"/>
       </w:pPr>
       <w:r>
-        <w:t>Primary organization contacts for leadership, operations, IT, and support</w:t>
+        <w:t>Primary organization contacts for leadership, operations, IT, billing, and support</w:t>
       </w:r>
     </w:p>
     <w:p>
@@ -532,7 +532,7 @@
         <w:spacing w:after="60"/>
       </w:pPr>
       <w:r>
-        <w:t>User groups and approximate user counts</w:t>
+        <w:t>User groups and approximate user counts by role, including parents, ABA techs, BCBAs, office, reception, and admins</w:t>
       </w:r>
     </w:p>
     <w:p>
@@ -550,7 +550,7 @@
         <w:spacing w:after="60"/>
       </w:pPr>
       <w:r>
-        <w:t>Launch dates, pilot windows, and communication milestones</w:t>
+        <w:t>Launch dates, pilot windows, communication milestones, and invite or approval-link setup expectations</w:t>
       </w:r>
     </w:p>
     <w:sectPr>
